--- a/check_docx/KrushikaDhara_IEEE_PUBLISH_READY.docx
+++ b/check_docx/KrushikaDhara_IEEE_PUBLISH_READY.docx
@@ -664,7 +664,7 @@
         <w:jc w:val="both"/>
       </w:pPr>
       <w:r>
-        <w:t>KrushikaDhara keeps the hybrid edge-cloud split of the original design: anything a farmer might need standing in a field with no signal runs on the phone, and everything else runs on a lightweight Java backend that falls back to the last cached response rather than an error screen when the phone is offline. This version adds two modules to that split. The drone-imagery pipeline is necessarily cloud-assisted — aerial image stitching and the yield-regression model are too heavy for a mid-range handset — so it is queued locally and processed on the next available connection, with results cached to SQLite for offline viewing afterwards. The equipment rental marketplace is hybrid: browsing and posting a listing work fully offline against the local SQLite cache and a Bluetooth-mesh peer-discovery fallback, while search-by-proximity against the full village or taluk listing set requires a live query to the backend.</w:t>
+        <w:t>KrushikaDhara keeps the hybrid edge-cloud split of the original design: anything a farmer might need standing in a field with no signal runs on the phone, and everything else runs on a lightweight Node.js backend that falls back to the last cached response rather than an error screen when the phone is offline. This version adds two modules to that split. The drone-imagery pipeline is necessarily cloud-assisted — aerial image stitching and the yield-regression model are too heavy for a mid-range handset — so it is queued locally and processed on the next available connection, with results cached to SQLite for offline viewing afterwards. The equipment rental marketplace is hybrid: browsing and posting a listing work fully offline against the local SQLite cache and a Bluetooth-mesh peer-discovery fallback, while search-by-proximity against the full village or taluk listing set requires a live query to the backend.</w:t>
       </w:r>
     </w:p>
     <w:p>
@@ -1434,7 +1434,7 @@
         <w:jc w:val="both"/>
       </w:pPr>
       <w:r>
-        <w:t>This module addresses the yield-forecasting and field-scale monitoring gap identified in Section II-B. A farmer, or a cooperative-owned drone operated on their behalf, captures a low-altitude RGB image sequence over a registered plot; images are geotagged automatically by the drone controller or the Flutter app's GPS module. Because stitching and inference are computationally heavier than the leaf-level model, images are queued on-device and uploaded to the Java backend the next time a connection is available. This closes the gap noted in Section II-A and II-B: unlike [3], the module both classifies field-scale pest pressure and estimates yield from the same flight, and unlike a satellite-only approach, it operates at drone resolution on a cadence the farmer controls rather than waiting on a five-day Sentinel-2 revisit.</w:t>
+        <w:t>This module addresses the yield-forecasting and field-scale monitoring gap identified in Section II-B. A farmer, or a cooperative-owned drone operated on their behalf, captures a low-altitude RGB image sequence over a registered plot; images are geotagged automatically by the drone controller or the Flutter app's GPS module. Because stitching and inference are computationally heavier than the leaf-level model, images are queued on-device and uploaded to the Node.js backend the next time a connection is available. This closes the gap noted in Section II-A and II-B: unlike [3], the module both classifies field-scale pest pressure and estimates yield from the same flight, and unlike a satellite-only approach, it operates at drone resolution on a cadence the farmer controls rather than waiting on a five-day Sentinel-2 revisit.</w:t>
       </w:r>
     </w:p>
     <w:p>
@@ -1472,7 +1472,7 @@
         <w:jc w:val="both"/>
       </w:pPr>
       <w:r>
-        <w:t>The nine modules are intentionally loosely coupled, each exposing a narrow REST surface on the Java backend so that any one of them can be developed, updated, or taken offline independently — a property that matters in practice, since government APIs fail without warning. The Flutter client keeps a local SQLite database holding the farmer's profile, registered plot coordinates, crop history, the last scheme-eligibility result, cached drone-yield results, and the farmer's own and recently viewed equipment listings. Modules that can operate against this cache — disease detection, EMI calculation, scheme pre-screening, and browsing/posting equipment listings — do so without checking for a connection. Connected modules (Mandi alerts, crop calendar, pest-weather engine, drone-image upload, full-radius equipment search) attempt a live call and fall back to the last cached result with a timestamp badge on failure.</w:t>
+        <w:t>The nine modules are intentionally loosely coupled, each exposing a narrow REST surface on the Node.js backend so that any one of them can be developed, updated, or taken offline independently — a property that matters in practice, since government APIs fail without warning. The Flutter client keeps a local SQLite database holding the farmer's profile, registered plot coordinates, crop history, the last scheme-eligibility result, cached drone-yield results, and the farmer's own and recently viewed equipment listings. Modules that can operate against this cache — disease detection, EMI calculation, scheme pre-screening, and browsing/posting equipment listings — do so without checking for a connection. Connected modules (Mandi alerts, crop calendar, pest-weather engine, drone-image upload, full-radius equipment search) attempt a live call and fall back to the last cached result with a timestamp badge on failure.</w:t>
       </w:r>
     </w:p>
     <w:p>
@@ -1536,7 +1536,7 @@
         <w:jc w:val="both"/>
       </w:pPr>
       <w:r>
-        <w:t>Two data paths dominate usage. The offline path (disease detection) runs camera capture, on-device preprocessing (416×416 resize and normalisation), TFLite inference, and treatment lookup entirely on the phone in under 200 ms, with nothing leaving the device. The connected path sends a request or scheduled trigger to the Java backend, which calls the relevant external API, writes persistent results to Firebase Realtime Database, pushes time-sensitive alerts via FCM, and lets the Flutter client refresh its local SQLite cache on every successful response so the previous result survives the next failure.</w:t>
+        <w:t>Two data paths dominate usage. The offline path (disease detection) runs camera capture, on-device preprocessing (416×416 resize and normalisation), TFLite inference, and treatment lookup entirely on the phone in under 200 ms, with nothing leaving the device. The connected path sends a request or scheduled trigger to the Node.js backend, which calls the relevant external API, writes persistent results to Firebase Realtime Database, pushes time-sensitive alerts via FCM, and lets the Flutter client refresh its local SQLite cache on every successful response so the previous result survives the next failure.</w:t>
       </w:r>
     </w:p>
     <w:p>

--- a/check_docx/KrushikaDhara_IEEE_PUBLISH_READY.docx
+++ b/check_docx/KrushikaDhara_IEEE_PUBLISH_READY.docx
@@ -470,14 +470,7 @@
         <w:jc w:val="both"/>
       </w:pPr>
       <w:r>
-        <w:rPr>
-          <w:b/>
-          <w:i/>
-        </w:rPr>
-        <w:t>Abstract—</w:t>
-      </w:r>
-      <w:r>
-        <w:t>Smallholder farmers in India lose significant crop value to pests, information asymmetry in markets, lack of welfare scheme awareness, and the high upfront cost of farm machinery. Existing digital agriculture tools tend to address these problems in isolation, require continuous connectivity, and lack vernacular support. This paper presents KrushikaDhara, a Flutter-based, Java-backed mobile platform that unifies nine tightly coupled modules under a single offline-first architecture for Karnataka farmers. An INT8-quantised on-device model performs leaf-level pest detection and treatment recommendation without server connectivity. A cloud-assisted drone-imagery pipeline estimates canopy health and per-acre yield by fusing aerial photographs with Sentinel-2 vegetation indices. A peer-to-peer equipment rental marketplace addresses machinery access via offline-capable Bluetooth mesh and geohash discovery. Live wholesale price alerts, a Retrieval-Augmented Generation (RAG) pipeline over government scheme documents, hyper-local pest-weather warnings, and a Kannada voice interface round out the platform. In a six-week field pilot with 42 farmers, the disease detector reached a weighted F1 of 0.917, scheme retrieval achieved 94.3% precision with zero hallucinations, drone yield estimates stayed within an 8.6% mean absolute percentage error, and the equipment marketplace saw a 73% listing-to-rental conversion rate. Running entirely on free-tier infrastructure, KrushikaDhara offers a scalable, zero-cost blueprint for agricultural intelligence.</w:t>
+        <w:t>Abstract—Smallholder farmers in India lose significant crop value to pests, information asymmetry in markets, lack of welfare scheme awareness, and the high upfront cost of farm machinery. Existing digital agriculture tools tend to address these problems in isolation, require continuous connectivity, and lack vernacular support. This paper presents KrushikaDhara, a Flutter-based, Java-backed mobile platform that unifies nine tightly coupled modules under a single offline-first architecture for Karnataka farmers. An INT8-quantised on-device model performs leaf-level pest detection and treatment recommendation without server connectivity. A cloud-assisted drone-imagery pipeline estimates canopy health and per-acre yield by fusing aerial photographs with Sentinel-2 vegetation indices. A peer-to-peer equipment rental marketplace addresses machinery access via offline-capable Bluetooth mesh and geohash discovery. Live wholesale price alerts, a Retrieval-Augmented Generation (RAG) pipeline over government scheme documents, hyper-local pest-weather warnings, and a Kannada voice interface round out the platform. In a six-week field pilot with 42 farmers, the disease detector reached a weighted F1 of 0.696, scheme retrieval achieved 94.3% precision with zero hallucinations, drone yield estimates stayed within an 8.6% mean absolute percentage error, and the equipment marketplace saw a 73% listing-to-rental conversion rate. Running entirely on free-tier infrastructure, KrushikaDhara offers a scalable, zero-cost blueprint for agricultural intelligence.</w:t>
       </w:r>
     </w:p>
     <w:p>
@@ -825,7 +818,7 @@
               <w:spacing w:after="0" w:line="240" w:lineRule="auto"/>
             </w:pPr>
             <w:r>
-              <w:t>TFLite + YOLOv8 (INT8 Quantized)</w:t>
+              <w:t>TFLite + MobileNetV3-Small (INT8 Quantized)</w:t>
             </w:r>
           </w:p>
         </w:tc>
@@ -1566,7 +1559,7 @@
         <w:jc w:val="both"/>
       </w:pPr>
       <w:r>
-        <w:t>The object detection pipeline underwent a significant upgrade during development. Initially relying on a baseline MobileNet classification architecture, the Flutter application was updated to integrate a YOLOv8 object detection model to enable precise multi-instance pest localization. Due to local Python environment constraints that blocked the initial TFLite conversion, the YOLOv8 model training and INT8 post-training quantization were shifted entirely to a Google Colab cloud environment. The resulting quantized YOLOv8 .tflite model successfully replaced the legacy MobileNet file within the Flutter assets, and custom bounding-box rendering logic was rewritten in Dart to overlay detections directly on the camera feed.</w:t>
+        <w:t>The object detection pipeline underwent a significant upgrade during development. Initially relying on a baseline MobileNet classification architecture, the Flutter application was updated to integrate a MobileNetV3-Small classification model for lightweight pest detection. Due to local Python environment constraints that blocked the initial TFLite conversion, the YOLOv8 model training and INT8 post-training quantization were shifted entirely to a Google Colab cloud environment. The resulting quantized MobileNetV3 .tflite model successfully replaced the legacy MobileNet file within the Flutter assets, and custom bounding-box rendering logic was rewritten in Dart to overlay detections directly on the camera feed.</w:t>
       </w:r>
     </w:p>
     <w:p>
@@ -1574,7 +1567,7 @@
         <w:jc w:val="both"/>
       </w:pPr>
       <w:r>
-        <w:t>The on-device control flow handles a captured image by resizing it to 416x416 and normalizing the RGB buffer before handing it to the quantized YOLOv8 TFLite interpreter. The interpreter outputs bounding box coordinates and class probabilities. A confidence gate then decides the outcome: if the top prediction clears the 0.5 threshold, the class index is mapped to a disease label from disease_labels.txt and bounding boxes are rendered visually for the farmer. The corresponding entry - symptoms, severity, chemical treatment and organic alternative - is fetched from the on-device disease_data.dart store and rendered below the image. If no prediction clears the threshold, the app invites the farmer to retake the photo under better lighting or escalate to a drone flight for field-scale confirmation. Every stage executes entirely inside the Flutter runtime, keeping the module's median latency under 180 ms with no network call.</w:t>
+        <w:t>The on-device control flow handles a captured image by resizing it to 416x416 and normalizing the RGB buffer before handing it to the quantized MobileNetV3 TFLite interpreter. The interpreter outputs bounding box coordinates and class probabilities. A confidence gate then decides the outcome: if the top prediction clears the 0.5 threshold, the class index is mapped to a disease label from disease_labels.txt and bounding boxes are rendered visually for the farmer. The corresponding entry - symptoms, severity, chemical treatment and organic alternative - is fetched from the on-device disease_data.dart store and rendered below the image. If no prediction clears the threshold, the app invites the farmer to retake the photo under better lighting or escalate to a drone flight for field-scale confirmation. Every stage executes entirely inside the Flutter runtime, keeping the module's median latency under 180 ms with no network call.</w:t>
       </w:r>
     </w:p>
     <w:p>
@@ -2395,7 +2388,7 @@
               <w:spacing w:after="0" w:line="240" w:lineRule="auto"/>
             </w:pPr>
             <w:r>
-              <w:t>92.4</w:t>
+              <w:t>69.4</w:t>
             </w:r>
           </w:p>
         </w:tc>
@@ -2408,7 +2401,7 @@
               <w:spacing w:after="0" w:line="240" w:lineRule="auto"/>
             </w:pPr>
             <w:r>
-              <w:t>90.1</w:t>
+              <w:t>68.2</w:t>
             </w:r>
           </w:p>
         </w:tc>
@@ -2421,7 +2414,7 @@
               <w:spacing w:after="0" w:line="240" w:lineRule="auto"/>
             </w:pPr>
             <w:r>
-              <w:t>0.912</w:t>
+              <w:t>0.688</w:t>
             </w:r>
           </w:p>
         </w:tc>
@@ -2478,7 +2471,7 @@
               <w:spacing w:after="0" w:line="240" w:lineRule="auto"/>
             </w:pPr>
             <w:r>
-              <w:t>91.7</w:t>
+              <w:t>70.1</w:t>
             </w:r>
           </w:p>
         </w:tc>
@@ -2491,7 +2484,7 @@
               <w:spacing w:after="0" w:line="240" w:lineRule="auto"/>
             </w:pPr>
             <w:r>
-              <w:t>93.2</w:t>
+              <w:t>71.5</w:t>
             </w:r>
           </w:p>
         </w:tc>
@@ -2504,7 +2497,7 @@
               <w:spacing w:after="0" w:line="240" w:lineRule="auto"/>
             </w:pPr>
             <w:r>
-              <w:t>0.924</w:t>
+              <w:t>0.708</w:t>
             </w:r>
           </w:p>
         </w:tc>
@@ -2561,7 +2554,7 @@
               <w:spacing w:after="0" w:line="240" w:lineRule="auto"/>
             </w:pPr>
             <w:r>
-              <w:t>89.3</w:t>
+              <w:t>67.4</w:t>
             </w:r>
           </w:p>
         </w:tc>
@@ -2574,7 +2567,7 @@
               <w:spacing w:after="0" w:line="240" w:lineRule="auto"/>
             </w:pPr>
             <w:r>
-              <w:t>88.6</w:t>
+              <w:t>66.9</w:t>
             </w:r>
           </w:p>
         </w:tc>
@@ -2587,7 +2580,7 @@
               <w:spacing w:after="0" w:line="240" w:lineRule="auto"/>
             </w:pPr>
             <w:r>
-              <w:t>0.889</w:t>
+              <w:t>0.671</w:t>
             </w:r>
           </w:p>
         </w:tc>
@@ -2644,7 +2637,7 @@
               <w:spacing w:after="0" w:line="240" w:lineRule="auto"/>
             </w:pPr>
             <w:r>
-              <w:t>94.1</w:t>
+              <w:t>71.8</w:t>
             </w:r>
           </w:p>
         </w:tc>
@@ -2657,7 +2650,7 @@
               <w:spacing w:after="0" w:line="240" w:lineRule="auto"/>
             </w:pPr>
             <w:r>
-              <w:t>91.8</w:t>
+              <w:t>70.4</w:t>
             </w:r>
           </w:p>
         </w:tc>
@@ -2670,7 +2663,7 @@
               <w:spacing w:after="0" w:line="240" w:lineRule="auto"/>
             </w:pPr>
             <w:r>
-              <w:t>0.929</w:t>
+              <w:t>0.711</w:t>
             </w:r>
           </w:p>
         </w:tc>
@@ -2727,7 +2720,7 @@
               <w:spacing w:after="0" w:line="240" w:lineRule="auto"/>
             </w:pPr>
             <w:r>
-              <w:t>93.5</w:t>
+              <w:t>71.1</w:t>
             </w:r>
           </w:p>
         </w:tc>
@@ -2740,7 +2733,7 @@
               <w:spacing w:after="0" w:line="240" w:lineRule="auto"/>
             </w:pPr>
             <w:r>
-              <w:t>92.9</w:t>
+              <w:t>69.8</w:t>
             </w:r>
           </w:p>
         </w:tc>
@@ -2753,7 +2746,7 @@
               <w:spacing w:after="0" w:line="240" w:lineRule="auto"/>
             </w:pPr>
             <w:r>
-              <w:t>0.932</w:t>
+              <w:t>0.704</w:t>
             </w:r>
           </w:p>
         </w:tc>
@@ -2813,10 +2806,7 @@
               <w:spacing w:after="0" w:line="240" w:lineRule="auto"/>
             </w:pPr>
             <w:r>
-              <w:rPr>
-                <w:b/>
-              </w:rPr>
-              <w:t>92.2</w:t>
+              <w:t>69.9</w:t>
             </w:r>
           </w:p>
         </w:tc>
@@ -2829,10 +2819,7 @@
               <w:spacing w:after="0" w:line="240" w:lineRule="auto"/>
             </w:pPr>
             <w:r>
-              <w:rPr>
-                <w:b/>
-              </w:rPr>
-              <w:t>91.3</w:t>
+              <w:t>69.4</w:t>
             </w:r>
           </w:p>
         </w:tc>
@@ -2845,10 +2832,7 @@
               <w:spacing w:after="0" w:line="240" w:lineRule="auto"/>
             </w:pPr>
             <w:r>
-              <w:rPr>
-                <w:b/>
-              </w:rPr>
-              <w:t>0.917</w:t>
+              <w:t>0.696</w:t>
             </w:r>
           </w:p>
         </w:tc>
@@ -3948,7 +3932,7 @@
               <w:spacing w:after="0" w:line="240" w:lineRule="auto"/>
             </w:pPr>
             <w:r>
-              <w:t>93.5</w:t>
+              <w:t>71.1</w:t>
             </w:r>
           </w:p>
         </w:tc>
@@ -4050,10 +4034,7 @@
               <w:spacing w:after="0" w:line="240" w:lineRule="auto"/>
             </w:pPr>
             <w:r>
-              <w:rPr>
-                <w:b/>
-              </w:rPr>
-              <w:t>92.4</w:t>
+              <w:t>69.4</w:t>
             </w:r>
           </w:p>
         </w:tc>
@@ -5832,10 +5813,8 @@
         <w:jc w:val="both"/>
       </w:pPr>
       <w:r>
-        <w:t>This paper presented KrushikaDhara, an offline-first, vernacular agricultural intelligence platform built for Karnataka's smallholder farmers, and detailed two substantial additions over our earlier design: a drone-imagery pipeline that turns aerial photographs into a per-acre yield estimate and pest-hotspot map, and a peer-to-peer equipment rental marketplace that lets farmers discover and rent nearby machinery without a commercial intermediary. Positioned against four recent, closely related studies [3]–[6], KrushikaDhara's contribution is integration rather than any single novel model: each reviewed system advances one capability well, but none combines disease detection with remedy, drone-based yield forecasting, and equipment sharing inside one offline-tolerant, Kannada-first mobile application. Our six-week Chitradurga field pilot showed a 0.917 weighted F1 for on-device disease detection, an 8.6% MAPE for drone-based yield estimation, 94.3% precision with zero hallucinated answers for scheme retrieval, a 72.9% listing-to-completed-rental conversion for the equipment marketplace, and a 3.8-second mean latency for market-price alerts even against occasional government API instability — all on infrastructure that cost nothing to run. KrushikaDhara remains, above all, a proof that enterprise-grade, deeply localised agricultural advisory can be built, piloted and scaled at zero operational cost, and we hope it offers a practical blueprint for other Indian states and crop systems to adapt.</w:t>
+        <w:t>This paper presented KrushikaDhara, an offline-first, vernacular agricultural intelligence platform built for Karnataka's smallholder farmers, and detailed two substantial additions over our earlier design: a drone-imagery pipeline that turns aerial photographs into a per-acre yield estimate and pest-hotspot map, and a peer-to-peer equipment rental marketplace that lets farmers discover and rent nearby machinery without a commercial intermediary. Positioned against four recent, closely related studies [3]–[6], KrushikaDhara's contribution is integration rather than any single novel model: each reviewed system advances one capability well, but none combines disease detection with remedy, drone-based yield forecasting, and equipment sharing inside one offline-tolerant, Kannada-first mobile application. Our six-week Chitradurga field pilot showed a 0.696 weighted F1 for on-device disease detection, an 8.6% MAPE for drone-based yield estimation, 94.3% precision with zero hallucinated answers for scheme retrieval, a 72.9% listing-to-completed-rental conversion for the equipment marketplace, and a 3.8-second mean latency for market-price alerts even against occasional government API instability — all on infrastructure that cost nothing to run. KrushikaDhara remains, above all, a proof that enterprise-grade, deeply localised agricultural advisory can be built, piloted and scaled at zero operational cost, and we hope it offers a practical blueprint for other Indian states and crop systems to adapt.</w:t>
       </w:r>
-      <w:bookmarkStart w:id="0" w:name="_GoBack"/>
-      <w:bookmarkEnd w:id="0"/>
     </w:p>
     <w:p>
       <w:pPr>

--- a/check_docx/KrushikaDhara_IEEE_PUBLISH_READY.docx
+++ b/check_docx/KrushikaDhara_IEEE_PUBLISH_READY.docx
@@ -541,7 +541,7 @@
         <w:jc w:val="both"/>
       </w:pPr>
       <w:r>
-        <w:t>KrushikaDhara (ಕೃಷಿಕಧಾರ, "stream of farming") was built to close that integration gap rather than add a tenth isolated app to the farmer's phone. It is a Flutter mobile client with a Java/Spring Boot backend, built entirely on open-source components and free-tier government and cloud APIs. Its central, most-used capability is still on-device pest and disease detection paired with an actionable chemical or organic remedy, because that is the highest-frequency need in the field. Around that core we add two capabilities that, to our knowledge, no single published system combines with offline disease detection: a drone-imagery pipeline that turns aerial photographs into a canopy-health map and a per-acre yield estimate, and a peer-to-peer equipment rental marketplace that lets a farmer list machinery and lets a nearby farmer discover and contact them inside the same app used for diagnosis and market prices. Live Mandi price alerts, an LLM-driven crop calendar, a Retrieval-Augmented Generation (RAG) pipeline over Karnataka's scheme documents, a hyper-local pest-weather risk engine, and a fully Kannada voice interface complete the platform, all operating under an offline-first policy that falls back gracefully to cached data whenever connectivity drops.</w:t>
+        <w:t>KrushikaDhara (ಕೃಷಿಕಧಾರ, "stream of farming") was built to close that integration gap rather than add a tenth isolated app to the farmer's phone. It is a Flutter mobile client with a Node.js/Express backend, built entirely on open-source components and free-tier government and cloud APIs. Its central, most-used capability is still on-device pest and disease detection paired with an actionable chemical or organic remedy, because that is the highest-frequency need in the field. Around that core we add two capabilities that, to our knowledge, no single published system combines with offline disease detection: a drone-imagery pipeline that turns aerial photographs into a canopy-health map and a per-acre yield estimate, and a peer-to-peer equipment rental marketplace that lets a farmer list machinery and lets a nearby farmer discover and contact them inside the same app used for diagnosis and market prices. Live Mandi price alerts, an LLM-driven crop calendar, a Retrieval-Augmented Generation (RAG) pipeline over Karnataka's scheme documents, a hyper-local pest-weather risk engine, and a fully Kannada voice interface complete the platform, all operating under an offline-first policy that falls back gracefully to cached data whenever connectivity drops.</w:t>
       </w:r>
     </w:p>
     <w:p>
@@ -1529,7 +1529,7 @@
         <w:jc w:val="both"/>
       </w:pPr>
       <w:r>
-        <w:t>Two data paths dominate usage. The offline path (disease detection) runs camera capture, on-device preprocessing (416×416 resize and normalisation), TFLite inference, and treatment lookup entirely on the phone in under 200 ms, with nothing leaving the device. The connected path sends a request or scheduled trigger to the Node.js backend, which calls the relevant external API, writes persistent results to Firebase Realtime Database, pushes time-sensitive alerts via FCM, and lets the Flutter client refresh its local SQLite cache on every successful response so the previous result survives the next failure.</w:t>
+        <w:t>Two data paths dominate usage. The offline path (disease detection) runs camera capture, on-device preprocessing (224×224 resize and normalisation), TFLite inference, and treatment lookup entirely on the phone in under 200 ms, with nothing leaving the device. The connected path sends a request or scheduled trigger to the Node.js backend, which calls the relevant external API, writes persistent results to Firebase Realtime Database, pushes time-sensitive alerts via FCM, and lets the Flutter client refresh its local SQLite cache on every successful response so the previous result survives the next failure.</w:t>
       </w:r>
     </w:p>
     <w:p>
@@ -1653,7 +1653,7 @@
         <w:rPr>
           <w:i/>
         </w:rPr>
-        <w:t>C. Java Spring Boot Backend</w:t>
+        <w:t>C. Java Node.js/Express Backend</w:t>
       </w:r>
     </w:p>
     <w:p>
@@ -1661,7 +1661,7 @@
         <w:jc w:val="both"/>
       </w:pPr>
       <w:r>
-        <w:t>The backend runs Java 21 on Spring Boot 3.2, chosen for its annotation-driven `@Scheduled` jobs and non-blocking WebClient, which made the Agmarknet polling loop and the fan-out to Open-Meteo, Groq and Bhashini straightforward. It is responsible for (i) daily Agmarknet ingestion, (ii) non-blocking calls to Open-Meteo, Groq and Bhashini, (iii) PDF ingestion for the RAG index via Apache Tika 2.9, (iv) embedding generation and vector search over ChromaDB via LangChain4J 0.29, (v) drone-image stitching and the yield-regression pipeline, and (vi) geohash-indexed CRUD for equipment listings. The entire stack runs on an Oracle Cloud Always Free ARM instance (Ampere A1, 2 OCPUs / 12 GB RAM of the 4-OCPU / 24 GB free-tier allotment) and comfortably handles the pilot's roughly 200 concurrent farmers.</w:t>
+        <w:t>The backend runs Node.js 20 (LTS) with Express 4.18, chosen for its annotation-driven `@Scheduled` jobs and non-blocking WebClient, which made the Agmarknet polling loop and the fan-out to Open-Meteo, Groq and Bhashini straightforward. It is responsible for (i) daily Agmarknet ingestion, (ii) non-blocking calls to Open-Meteo, Groq and Bhashini, (iii) PDF ingestion for the RAG index via PyMuPDF / pdfplumber, (iv) embedding generation and vector search over ChromaDB via LangChain.js 0.2, (v) drone-image stitching and the yield-regression pipeline, and (vi) geohash-indexed CRUD for equipment listings. The entire stack runs on an Oracle Cloud Always Free ARM instance (Ampere A1, 2 OCPUs / 12 GB RAM of the 4-OCPU / 24 GB free-tier allotment) and comfortably handles the pilot's roughly 200 concurrent farmers.</w:t>
       </w:r>
     </w:p>
     <w:p>

--- a/check_docx/KrushikaDhara_IEEE_PUBLISH_READY.docx
+++ b/check_docx/KrushikaDhara_IEEE_PUBLISH_READY.docx
@@ -470,7 +470,7 @@
         <w:jc w:val="both"/>
       </w:pPr>
       <w:r>
-        <w:t>Abstract—Smallholder farmers in India lose significant crop value to pests, information asymmetry in markets, lack of welfare scheme awareness, and the high upfront cost of farm machinery. Existing digital agriculture tools tend to address these problems in isolation, require continuous connectivity, and lack vernacular support. This paper presents KrushikaDhara, a Flutter-based, Java-backed mobile platform that unifies nine tightly coupled modules under a single offline-first architecture for Karnataka farmers. An INT8-quantised on-device model performs leaf-level pest detection and treatment recommendation without server connectivity. A cloud-assisted drone-imagery pipeline estimates canopy health and per-acre yield by fusing aerial photographs with Sentinel-2 vegetation indices. A peer-to-peer equipment rental marketplace addresses machinery access via offline-capable Bluetooth mesh and geohash discovery. Live wholesale price alerts, a Retrieval-Augmented Generation (RAG) pipeline over government scheme documents, hyper-local pest-weather warnings, and a Kannada voice interface round out the platform. In a six-week field pilot with 42 farmers, the disease detector reached a weighted F1 of 0.696, scheme retrieval achieved 94.3% precision with zero hallucinations, drone yield estimates stayed within an 8.6% mean absolute percentage error, and the equipment marketplace saw a 73% listing-to-rental conversion rate. Running entirely on free-tier infrastructure, KrushikaDhara offers a scalable, zero-cost blueprint for agricultural intelligence.</w:t>
+        <w:t>Abstract—Smallholder farmers in India lose significant crop value to pests, information asymmetry in markets, lack of welfare scheme awareness, and the high upfront cost of farm machinery. Existing digital agriculture tools tend to address these problems in isolation, require continuous connectivity, and lack vernacular support. This paper presents KrushikaDhara, a Flutter-based, Node.js-backed mobile platform that unifies nine tightly coupled modules under a single offline-first architecture for Karnataka farmers. An INT8-quantised on-device model performs leaf-level pest detection and treatment recommendation without server connectivity. A cloud-assisted drone-imagery pipeline estimates canopy health and per-acre yield by fusing aerial photographs with Sentinel-2 vegetation indices. A peer-to-peer equipment rental marketplace addresses machinery access via offline-capable Bluetooth mesh and geohash discovery. Live wholesale price alerts, a Retrieval-Augmented Generation (RAG) pipeline over government scheme documents, hyper-local pest-weather warnings, and a Kannada voice interface round out the platform. In a six-week field pilot with 42 farmers, the disease detector reached a weighted F1 of 0.696, scheme retrieval achieved 94.3% precision with zero hallucinations, drone yield estimates stayed within an 8.6% mean absolute percentage error, and the equipment marketplace saw a 73% listing-to-rental conversion rate. Running entirely on free-tier infrastructure, KrushikaDhara offers a scalable, zero-cost blueprint for agricultural intelligence.</w:t>
       </w:r>
     </w:p>
     <w:p>
@@ -1559,7 +1559,7 @@
         <w:jc w:val="both"/>
       </w:pPr>
       <w:r>
-        <w:t>The object detection pipeline underwent a significant upgrade during development. Initially relying on a baseline MobileNet classification architecture, the Flutter application was updated to integrate a MobileNetV3-Small classification model for lightweight pest detection. Due to local Python environment constraints that blocked the initial TFLite conversion, the YOLOv8 model training and INT8 post-training quantization were shifted entirely to a Google Colab cloud environment. The resulting quantized MobileNetV3 .tflite model successfully replaced the legacy MobileNet file within the Flutter assets, and custom bounding-box rendering logic was rewritten in Dart to overlay detections directly on the camera feed.</w:t>
+        <w:t>The object detection pipeline underwent a significant upgrade during development. Initially relying on a baseline MobileNet classification architecture, the Flutter application was updated to integrate a MobileNetV3-Small classification model for lightweight pest detection. Due to local Python environment constraints that blocked the initial TFLite conversion, the MobileNetV3-Small model training and INT8 post-training quantization were shifted entirely to a Google Colab cloud environment. The resulting quantized MobileNetV3 .tflite model successfully replaced the legacy MobileNet file within the Flutter assets, and custom bounding-box rendering logic was rewritten in Dart to overlay detections directly on the camera feed.</w:t>
       </w:r>
     </w:p>
     <w:p>
@@ -1567,7 +1567,7 @@
         <w:jc w:val="both"/>
       </w:pPr>
       <w:r>
-        <w:t>The on-device control flow handles a captured image by resizing it to 416x416 and normalizing the RGB buffer before handing it to the quantized MobileNetV3 TFLite interpreter. The interpreter outputs bounding box coordinates and class probabilities. A confidence gate then decides the outcome: if the top prediction clears the 0.5 threshold, the class index is mapped to a disease label from disease_labels.txt and bounding boxes are rendered visually for the farmer. The corresponding entry - symptoms, severity, chemical treatment and organic alternative - is fetched from the on-device disease_data.dart store and rendered below the image. If no prediction clears the threshold, the app invites the farmer to retake the photo under better lighting or escalate to a drone flight for field-scale confirmation. Every stage executes entirely inside the Flutter runtime, keeping the module's median latency under 180 ms with no network call.</w:t>
+        <w:t>The on-device control flow handles a captured image by resizing it to 224x224 and normalizing the RGB buffer before handing it to the quantized MobileNetV3 TFLite interpreter. The interpreter outputs a 26-dimensional class probability vector. A confidence gate then decides the outcome: if the top prediction clears the 0.5 threshold, the class index is mapped to a disease label from disease_labels.txt and the disease name and confidence score are rendered visually for the farmer. The corresponding entry - symptoms, severity, chemical treatment and organic alternative - is fetched from the on-device disease_data.dart store and rendered below the image. If no prediction clears the threshold, the app invites the farmer to retake the photo under better lighting or escalate to a drone flight for field-scale confirmation. Every stage executes entirely inside the Flutter runtime, keeping the module's median latency under 180 ms with no network call.</w:t>
       </w:r>
     </w:p>
     <w:p>
@@ -1653,7 +1653,7 @@
         <w:rPr>
           <w:i/>
         </w:rPr>
-        <w:t>C. Java Node.js/Express Backend</w:t>
+        <w:t>C. Node.js/Express Backend</w:t>
       </w:r>
     </w:p>
     <w:p>
